--- a/arb/docx/005.content.docx
+++ b/arb/docx/005.content.docx
@@ -15036,6 +15036,137 @@
           <w:lang w:val="ar_AE" w:bidi="ar_AE"/>
         </w:rPr>
         <w:t>).</w:t>
+      </w:r>
+    </w:p>
+    <w:p>
+      <w:pPr>
+        <w:pStyle w:val="Heading3"/>
+        <w:bidi/>
+      </w:pPr>
+      <w:r>
+        <w:rPr>
+          <w:rtl/>
+          <w:cs/>
+          <w:lang w:val="ar_AE" w:bidi="ar_AE"/>
+        </w:rPr>
+        <w:t>موقع مُوَقَّر: جبل الزيتون</w:t>
+      </w:r>
+    </w:p>
+    <w:p>
+      <w:pPr>
+        <w:bidi/>
+      </w:pPr>
+      <w:r>
+        <w:rPr>
+          <w:rtl/>
+          <w:cs/>
+          <w:lang w:val="ar_AE" w:bidi="ar_AE"/>
+        </w:rPr>
+      </w:r>
+      <w:r>
+        <w:rPr>
+          <w:rtl/>
+          <w:cs/>
+          <w:lang w:val="ar_AE" w:bidi="ar_AE"/>
+        </w:rPr>
+        <w:t>صار جبل الزيتون سريعًا مركزًا للتقوى المسيحية. وفي العصر البيزنطي كان على الجبل أربع وعشرون كنيسة يخدمها عدد كبير من الرهبان والراهبات. وكانت كنيسة قسطنطين تتصدَّر القمة، إحياءً لذكرى صعود المسيح. بل إن الجبل صار في القرن الرابع المدفن المعتاد لأساقفة أورشليم.</w:t>
+      </w:r>
+    </w:p>
+    <w:p>
+      <w:pPr>
+        <w:bidi/>
+      </w:pPr>
+      <w:r>
+        <w:rPr>
+          <w:rtl/>
+          <w:cs/>
+          <w:lang w:val="ar_AE" w:bidi="ar_AE"/>
+        </w:rPr>
+      </w:r>
+      <w:r>
+        <w:rPr>
+          <w:rtl/>
+          <w:cs/>
+          <w:lang w:val="ar_AE" w:bidi="ar_AE"/>
+        </w:rPr>
+        <w:t>ويُوَقِّر اليهود والمسلمون هذا الموقع كذلك، لأنه سيكون موضع الدينونة. فبحسب التلمود، سيقوم الأبرار بين أورشليم وجبل الزيتون. وهذا يفسِّر اتساع المقابر الإسلامية واليهودية، ولا سيما على المنحدر الغربي من جبل الزيتون. فالمسيحي واليهودي والمسلم جميعًا ينظرون إلى جبل الزيتون بوصفه النقطة المحورية ليوم الرب الأخير.</w:t>
+      </w:r>
+    </w:p>
+    <w:p>
+      <w:pPr>
+        <w:bidi/>
+      </w:pPr>
+      <w:r>
+        <w:rPr>
+          <w:rtl/>
+          <w:cs/>
+          <w:lang w:val="ar_AE" w:bidi="ar_AE"/>
+        </w:rPr>
+      </w:r>
+      <w:r>
+        <w:rPr>
+          <w:rtl/>
+          <w:cs/>
+          <w:lang w:val="ar_AE" w:bidi="ar_AE"/>
+        </w:rPr>
+        <w:t xml:space="preserve">سرعان ما أصبح </w:t>
+      </w:r>
+      <w:r>
+        <w:rPr>
+          <w:b/>
+          <w:rtl/>
+          <w:cs/>
+          <w:lang w:val="ar_AE" w:bidi="ar_AE"/>
+        </w:rPr>
+        <w:t>جبل الزيتون</w:t>
+      </w:r>
+      <w:r>
+        <w:rPr>
+          <w:rtl/>
+          <w:cs/>
+          <w:lang w:val="ar_AE" w:bidi="ar_AE"/>
+        </w:rPr>
+        <w:t xml:space="preserve"> مكانًا مهمًّا للعبادة المسيحية. ففي العصر البيزنطي، أي زمن الإمبراطورية الرومانية الشرقية، كان على الجبل 24 كنيسة، كما عاش فيه كثير من الرهبان والراهبات. وكانت هناك كنيسة بناها الإمبراطور قسطنطين على قمة الجبل تكريمًا لصعود المسيح، حين عاد إلى السماء. وبحلول القرن الرابع، كان أساقفة أورشليم يُدفنون هناك أيضًا في كثير من الأحيان.</w:t>
+      </w:r>
+    </w:p>
+    <w:p>
+      <w:pPr>
+        <w:bidi/>
+      </w:pPr>
+      <w:r>
+        <w:rPr>
+          <w:rtl/>
+          <w:cs/>
+          <w:lang w:val="ar_AE" w:bidi="ar_AE"/>
+        </w:rPr>
+      </w:r>
+      <w:r>
+        <w:rPr>
+          <w:rtl/>
+          <w:cs/>
+          <w:lang w:val="ar_AE" w:bidi="ar_AE"/>
+        </w:rPr>
+        <w:t>كما يكرّم اليهود والمسلمون جبل الزيتون لأنهم يعتقدون أنه سيكون مرتبطًا بالدينونة الأخيرة. ووفقًا للتلمود، وهو أحد النصوص الدينية اليهودية المهمة، سيقوم الأبرار من الموت في المنطقة الواقعة بين أورشليم وجبل الزيتون. ويساعد هذا الاعتقاد على تفسير وجود المقابر اليهودية والإسلامية الكبيرة هناك، ولا سيما على السفح الغربي للجبل.</w:t>
+      </w:r>
+    </w:p>
+    <w:p>
+      <w:pPr>
+        <w:bidi/>
+      </w:pPr>
+      <w:r>
+        <w:rPr>
+          <w:rtl/>
+          <w:cs/>
+          <w:lang w:val="ar_AE" w:bidi="ar_AE"/>
+        </w:rPr>
+      </w:r>
+      <w:r>
+        <w:rPr>
+          <w:rtl/>
+          <w:cs/>
+          <w:lang w:val="ar_AE" w:bidi="ar_AE"/>
+        </w:rPr>
+        <w:t>ويربط المسيحيون واليهود والمسلمون جميعًا جبل الزيتون بيوم الرب الأخير، أي الوقت الذي سيدين فيه الله العالم.</w:t>
       </w:r>
       <w:r>
         <w:rPr>

--- a/arb/docx/005.content.docx
+++ b/arb/docx/005.content.docx
@@ -38762,579 +38762,67 @@
           <w:cs/>
           <w:lang w:val="ar_AE" w:bidi="ar_AE"/>
         </w:rPr>
-        <w:t>يَتحدَّث العهد القديم عن خليقة الله بصفتها جميلة (</w:t>
-      </w:r>
-      <w:r>
-        <w:rPr>
-          <w:rtl/>
-          <w:cs/>
-          <w:lang w:val="ar_AE" w:bidi="ar_AE"/>
-        </w:rPr>
-        <w:t>تكوين ٢: ٩</w:t>
-      </w:r>
-      <w:r>
-        <w:rPr>
-          <w:rtl/>
-          <w:cs/>
-          <w:lang w:val="ar_AE" w:bidi="ar_AE"/>
-        </w:rPr>
-        <w:t xml:space="preserve">؛ </w:t>
-      </w:r>
-      <w:r>
-        <w:rPr>
-          <w:rtl/>
-          <w:cs/>
-          <w:lang w:val="ar_AE" w:bidi="ar_AE"/>
-        </w:rPr>
-        <w:t>أيوب ٢٦: ١٣</w:t>
-      </w:r>
-      <w:r>
-        <w:rPr>
-          <w:rtl/>
-          <w:cs/>
-          <w:lang w:val="ar_AE" w:bidi="ar_AE"/>
-        </w:rPr>
-        <w:t xml:space="preserve">؛ </w:t>
-      </w:r>
-      <w:r>
-        <w:rPr>
-          <w:rtl/>
-          <w:cs/>
-          <w:lang w:val="ar_AE" w:bidi="ar_AE"/>
-        </w:rPr>
-        <w:t>مزمور ١٩: ١–٦</w:t>
-      </w:r>
-      <w:r>
-        <w:rPr>
-          <w:rtl/>
-          <w:cs/>
-          <w:lang w:val="ar_AE" w:bidi="ar_AE"/>
-        </w:rPr>
-        <w:t xml:space="preserve">؛ </w:t>
-      </w:r>
-      <w:r>
-        <w:rPr>
-          <w:rtl/>
-          <w:cs/>
-          <w:lang w:val="ar_AE" w:bidi="ar_AE"/>
-        </w:rPr>
-        <w:t>نشيد الأنشاد ٦: ١٠</w:t>
-      </w:r>
-      <w:r>
-        <w:rPr>
-          <w:rtl/>
-          <w:cs/>
-          <w:lang w:val="ar_AE" w:bidi="ar_AE"/>
-        </w:rPr>
-        <w:t>). تُعتبر أرض كنعان "أرضًا شهيَّةً" (</w:t>
-      </w:r>
-      <w:r>
-        <w:rPr>
-          <w:rtl/>
-          <w:cs/>
-          <w:lang w:val="ar_AE" w:bidi="ar_AE"/>
-        </w:rPr>
-        <w:t>إرميا ٣: ١٩</w:t>
-      </w:r>
-      <w:r>
-        <w:rPr>
-          <w:rtl/>
-          <w:cs/>
-          <w:lang w:val="ar_AE" w:bidi="ar_AE"/>
-        </w:rPr>
-        <w:t>). تُدعى أورشليم "جميلةً" (</w:t>
-      </w:r>
-      <w:r>
-        <w:rPr>
-          <w:rtl/>
-          <w:cs/>
-          <w:lang w:val="ar_AE" w:bidi="ar_AE"/>
-        </w:rPr>
-        <w:t>إشعياء ٥٢: ١</w:t>
-      </w:r>
-      <w:r>
-        <w:rPr>
-          <w:rtl/>
-          <w:cs/>
-          <w:lang w:val="ar_AE" w:bidi="ar_AE"/>
-        </w:rPr>
-        <w:t xml:space="preserve">؛ </w:t>
-      </w:r>
-      <w:r>
-        <w:rPr>
-          <w:rtl/>
-          <w:cs/>
-          <w:lang w:val="ar_AE" w:bidi="ar_AE"/>
-        </w:rPr>
-        <w:t>مراثي إرميا ٢: ١٥</w:t>
-      </w:r>
-      <w:r>
-        <w:rPr>
-          <w:rtl/>
-          <w:cs/>
-          <w:lang w:val="ar_AE" w:bidi="ar_AE"/>
-        </w:rPr>
-        <w:t>)، مثلما يُدعى أيضًا أحد أبواب هيكلها (</w:t>
-      </w:r>
-      <w:r>
-        <w:rPr>
-          <w:rtl/>
-          <w:cs/>
-          <w:lang w:val="ar_AE" w:bidi="ar_AE"/>
-        </w:rPr>
-        <w:t>أعمال الرسل ٣: ٢، ١٠</w:t>
-      </w:r>
-      <w:r>
-        <w:rPr>
-          <w:rtl/>
-          <w:cs/>
-          <w:lang w:val="ar_AE" w:bidi="ar_AE"/>
-        </w:rPr>
-        <w:t>). كان العبرانيون مُقدِّرين للعظمةَ البريَّة لسلسلة جبال لبنان (</w:t>
-      </w:r>
-      <w:r>
-        <w:rPr>
-          <w:rtl/>
-          <w:cs/>
-          <w:lang w:val="ar_AE" w:bidi="ar_AE"/>
-        </w:rPr>
-        <w:t>مزمور ١٠٤: ١٦</w:t>
-      </w:r>
-      <w:r>
-        <w:rPr>
-          <w:rtl/>
-          <w:cs/>
-          <w:lang w:val="ar_AE" w:bidi="ar_AE"/>
-        </w:rPr>
-        <w:t xml:space="preserve">؛ </w:t>
-      </w:r>
-      <w:r>
-        <w:rPr>
-          <w:rtl/>
-          <w:cs/>
-          <w:lang w:val="ar_AE" w:bidi="ar_AE"/>
-        </w:rPr>
-        <w:t>إشعياء ٦٠: ١٣</w:t>
-      </w:r>
-      <w:r>
-        <w:rPr>
-          <w:rtl/>
-          <w:cs/>
-          <w:lang w:val="ar_AE" w:bidi="ar_AE"/>
-        </w:rPr>
-        <w:t>). سُميت المدينة الكنعانية ترصة ("جمال")، عاصمة الملك بعشا في المملكة الشمالية (</w:t>
-      </w:r>
-      <w:r>
-        <w:rPr>
-          <w:rtl/>
-          <w:cs/>
-          <w:lang w:val="ar_AE" w:bidi="ar_AE"/>
-        </w:rPr>
-        <w:t>١ ملوك ١٥: ٣٣</w:t>
-      </w:r>
-      <w:r>
-        <w:rPr>
-          <w:rtl/>
-          <w:cs/>
-          <w:lang w:val="ar_AE" w:bidi="ar_AE"/>
-        </w:rPr>
-        <w:t>)، بهذا الاسم لموقعها الجذاب.</w:t>
-      </w:r>
-    </w:p>
-    <w:p>
-      <w:pPr>
-        <w:bidi/>
-      </w:pPr>
-      <w:r>
-        <w:rPr>
-          <w:rtl/>
-          <w:cs/>
-          <w:lang w:val="ar_AE" w:bidi="ar_AE"/>
-        </w:rPr>
-      </w:r>
-      <w:r>
-        <w:rPr>
-          <w:rtl/>
-          <w:cs/>
-          <w:lang w:val="ar_AE" w:bidi="ar_AE"/>
-        </w:rPr>
-        <w:t xml:space="preserve">على الرغم من أن العبرانيين لم يُعظِّموا الشكل البشري مثلما فعل اليونانيون القدماء، إلا أن العهد القديم عامل الجاذبيَّة الجسديَّة على أنها أمر مِثالي. يُوصف جمال العروس بشكل بليغ من قِبَل عريسها في كلمات أناشيد المحبة في </w:t>
-      </w:r>
-      <w:r>
-        <w:rPr>
-          <w:rtl/>
-          <w:cs/>
-          <w:lang w:val="ar_AE" w:bidi="ar_AE"/>
-        </w:rPr>
-        <w:t>نشيد الأنشاد ٤: ١–١٥</w:t>
-      </w:r>
-      <w:r>
-        <w:rPr>
-          <w:rtl/>
-          <w:cs/>
-          <w:lang w:val="ar_AE" w:bidi="ar_AE"/>
-        </w:rPr>
-        <w:t xml:space="preserve">؛ </w:t>
-      </w:r>
-      <w:r>
-        <w:rPr>
-          <w:rtl/>
-          <w:cs/>
-          <w:lang w:val="ar_AE" w:bidi="ar_AE"/>
-        </w:rPr>
-        <w:t>٦: ٤</w:t>
-      </w:r>
-      <w:r>
-        <w:rPr>
-          <w:rtl/>
-          <w:cs/>
-          <w:lang w:val="ar_AE" w:bidi="ar_AE"/>
-        </w:rPr>
-        <w:t>. ربما كان هذا المَدح للعروس سمةً تقليدية في حفلات الزفاف الإسرائيليَّة. تُوصَف عدة نساء بارزات في العهد القديم بأنهن جميلات (</w:t>
-      </w:r>
-      <w:r>
-        <w:rPr>
-          <w:rtl/>
-          <w:cs/>
-          <w:lang w:val="ar_AE" w:bidi="ar_AE"/>
-        </w:rPr>
-        <w:t>تكوين ٢٩: ١٧</w:t>
-      </w:r>
-      <w:r>
-        <w:rPr>
-          <w:rtl/>
-          <w:cs/>
-          <w:lang w:val="ar_AE" w:bidi="ar_AE"/>
-        </w:rPr>
-        <w:t xml:space="preserve">؛ </w:t>
-      </w:r>
-      <w:r>
-        <w:rPr>
-          <w:rtl/>
-          <w:cs/>
-          <w:lang w:val="ar_AE" w:bidi="ar_AE"/>
-        </w:rPr>
-        <w:t>٢ صموئيل ١١: ٢</w:t>
-      </w:r>
-      <w:r>
-        <w:rPr>
-          <w:rtl/>
-          <w:cs/>
-          <w:lang w:val="ar_AE" w:bidi="ar_AE"/>
-        </w:rPr>
-        <w:t xml:space="preserve">؛ </w:t>
-      </w:r>
-      <w:r>
-        <w:rPr>
-          <w:rtl/>
-          <w:cs/>
-          <w:lang w:val="ar_AE" w:bidi="ar_AE"/>
-        </w:rPr>
-        <w:t>أستير ٢: ٧</w:t>
-      </w:r>
-      <w:r>
-        <w:rPr>
-          <w:rtl/>
-          <w:cs/>
-          <w:lang w:val="ar_AE" w:bidi="ar_AE"/>
-        </w:rPr>
-        <w:t>). لكن الجمال الحِسِّي كان ثانويًا بعد المعرفة الحِرَفيَّة، والمهارة، والتقوى التقليدية في المرأة (</w:t>
-      </w:r>
-      <w:r>
-        <w:rPr>
-          <w:rtl/>
-          <w:cs/>
-          <w:lang w:val="ar_AE" w:bidi="ar_AE"/>
-        </w:rPr>
-        <w:t>أمثال ٣١: ١٠–٣١</w:t>
-      </w:r>
-      <w:r>
-        <w:rPr>
-          <w:rtl/>
-          <w:cs/>
-          <w:lang w:val="ar_AE" w:bidi="ar_AE"/>
-        </w:rPr>
-        <w:t>). كان عدد من الرجال معروفين أيضًا بجاذبيتهم الجسديَّة — على سبيل المثال، داود (</w:t>
-      </w:r>
-      <w:r>
-        <w:rPr>
-          <w:rtl/>
-          <w:cs/>
-          <w:lang w:val="ar_AE" w:bidi="ar_AE"/>
-        </w:rPr>
-        <w:t>١ صموئيل ١٦: ١٢</w:t>
-      </w:r>
-      <w:r>
-        <w:rPr>
-          <w:rtl/>
-          <w:cs/>
-          <w:lang w:val="ar_AE" w:bidi="ar_AE"/>
-        </w:rPr>
-        <w:t>) وأبشالوم (</w:t>
-      </w:r>
-      <w:r>
-        <w:rPr>
-          <w:rtl/>
-          <w:cs/>
-          <w:lang w:val="ar_AE" w:bidi="ar_AE"/>
-        </w:rPr>
-        <w:t>٢ صموئيل ١٤: ٢٥</w:t>
-      </w:r>
-      <w:r>
-        <w:rPr>
-          <w:rtl/>
-          <w:cs/>
-          <w:lang w:val="ar_AE" w:bidi="ar_AE"/>
-        </w:rPr>
-        <w:t>). كانت تُستخدَم مستحضرات التجميل، والمجوهرات، وغيرها من الإكسسوارات كأدوات مساعدة للجمال الأنثوي في زمن العهد القديم. فقد ذَكرَ النبي إشعياء مثل هذه الأمور (</w:t>
-      </w:r>
-      <w:r>
-        <w:rPr>
-          <w:rtl/>
-          <w:cs/>
-          <w:lang w:val="ar_AE" w:bidi="ar_AE"/>
-        </w:rPr>
-        <w:t>إشعياء ٣: ١٨–٢٤</w:t>
-      </w:r>
-      <w:r>
-        <w:rPr>
-          <w:rtl/>
-          <w:cs/>
-          <w:lang w:val="ar_AE" w:bidi="ar_AE"/>
-        </w:rPr>
-        <w:t>)، وذَكرَ حزقيال الممارسات التجميلية المُوجودة في أيامه (</w:t>
-      </w:r>
-      <w:r>
-        <w:rPr>
-          <w:rtl/>
-          <w:cs/>
-          <w:lang w:val="ar_AE" w:bidi="ar_AE"/>
-        </w:rPr>
-        <w:t>حزقيال ١٦: ١٠–١٣</w:t>
-      </w:r>
-      <w:r>
-        <w:rPr>
-          <w:rtl/>
-          <w:cs/>
-          <w:lang w:val="ar_AE" w:bidi="ar_AE"/>
-        </w:rPr>
-        <w:t>). كانت عبادة إسرائيل جميلة أيضًا، حيث ثياب رئيس الكهنة الطقسيَّة المُتقنة مُصممةً من أجل المجد والجمال (</w:t>
-      </w:r>
-      <w:r>
-        <w:rPr>
-          <w:rtl/>
-          <w:cs/>
-          <w:lang w:val="ar_AE" w:bidi="ar_AE"/>
-        </w:rPr>
-        <w:t>خروج ٢٨: ٢، ٤٠</w:t>
-      </w:r>
-      <w:r>
-        <w:rPr>
-          <w:rtl/>
-          <w:cs/>
-          <w:lang w:val="ar_AE" w:bidi="ar_AE"/>
-        </w:rPr>
-        <w:t>).</w:t>
-      </w:r>
-    </w:p>
-    <w:p>
-      <w:pPr>
-        <w:bidi/>
-      </w:pPr>
-      <w:r>
-        <w:rPr>
-          <w:rtl/>
-          <w:cs/>
-          <w:lang w:val="ar_AE" w:bidi="ar_AE"/>
-        </w:rPr>
-      </w:r>
-      <w:r>
-        <w:rPr>
-          <w:rtl/>
-          <w:cs/>
-          <w:lang w:val="ar_AE" w:bidi="ar_AE"/>
-        </w:rPr>
-        <w:t>يَنطبق أيضًا مفهوم الجمال على الله في العهد القديم. تُدعى نعمةُ الرب "جماله" (</w:t>
-      </w:r>
-      <w:r>
-        <w:rPr>
-          <w:rtl/>
-          <w:cs/>
-          <w:lang w:val="ar_AE" w:bidi="ar_AE"/>
-        </w:rPr>
-        <w:t>مزمور ٩٠: ١٧</w:t>
-      </w:r>
-      <w:r>
-        <w:rPr>
-          <w:rtl/>
-          <w:cs/>
-          <w:lang w:val="ar_AE" w:bidi="ar_AE"/>
-        </w:rPr>
-        <w:t>). سجل إشعياء وعد الله بأن يَمنح شعبه "جمالًا عوضًا عن الرماد (</w:t>
-      </w:r>
-      <w:r>
-        <w:rPr>
-          <w:rtl/>
-          <w:cs/>
-          <w:lang w:val="ar_AE" w:bidi="ar_AE"/>
-        </w:rPr>
-        <w:t>إشعياء ٦١: ٣</w:t>
-      </w:r>
-      <w:r>
-        <w:rPr>
-          <w:rtl/>
-          <w:cs/>
-          <w:lang w:val="ar_AE" w:bidi="ar_AE"/>
-        </w:rPr>
-        <w:t>). عبَّر كاتب المزمور عن رغبته في قضاء الوقت في الهيكل مُستمتعًا بجمال الرب، "كمالاته التي لا تضاهى" (</w:t>
-      </w:r>
-      <w:r>
-        <w:rPr>
-          <w:rtl/>
-          <w:cs/>
-          <w:lang w:val="ar_AE" w:bidi="ar_AE"/>
-        </w:rPr>
-        <w:t>مزمور ٢٧: ٤</w:t>
-      </w:r>
-      <w:r>
-        <w:rPr>
-          <w:rtl/>
-          <w:cs/>
-          <w:lang w:val="ar_AE" w:bidi="ar_AE"/>
-        </w:rPr>
-        <w:t>). وصف إشعياءُ اللهَ بأنه سيكون "إكليلَ جمالٍ" بالنسبة إلى البقيَّة المؤمنة من شعب إسرائيل (</w:t>
-      </w:r>
-      <w:r>
-        <w:rPr>
-          <w:rtl/>
-          <w:cs/>
-          <w:lang w:val="ar_AE" w:bidi="ar_AE"/>
-        </w:rPr>
-        <w:t>إشعياء ٢٨: ٥</w:t>
-      </w:r>
-      <w:r>
-        <w:rPr>
-          <w:rtl/>
-          <w:cs/>
-          <w:lang w:val="ar_AE" w:bidi="ar_AE"/>
-        </w:rPr>
-        <w:t>)، وتحدث عن المسيا باعتباره ملكًا له بهاء (</w:t>
-      </w:r>
-      <w:r>
-        <w:rPr>
-          <w:rtl/>
-          <w:cs/>
-          <w:lang w:val="ar_AE" w:bidi="ar_AE"/>
-        </w:rPr>
-        <w:t>٣٣: ١٧</w:t>
-      </w:r>
-      <w:r>
-        <w:rPr>
-          <w:rtl/>
-          <w:cs/>
-          <w:lang w:val="ar_AE" w:bidi="ar_AE"/>
-        </w:rPr>
-        <w:t>). وهكذا في العهد القديم، كان لمفهوم الجمال معنى أعمق من مُجرَّد الجاذبيَّة الجسديَّة. أصبحَ الجمالُ مفهومًا لاهوتيًا يؤكد على المجد الجوهري لله.</w:t>
-      </w:r>
-    </w:p>
-    <w:p>
-      <w:pPr>
-        <w:bidi/>
-      </w:pPr>
-      <w:r>
-        <w:rPr>
-          <w:rtl/>
-          <w:cs/>
-          <w:lang w:val="ar_AE" w:bidi="ar_AE"/>
-        </w:rPr>
-      </w:r>
-      <w:r>
-        <w:rPr>
-          <w:rtl/>
-          <w:cs/>
-          <w:lang w:val="ar_AE" w:bidi="ar_AE"/>
-        </w:rPr>
-        <w:t>يَحُثُّ العهدُ الجديد أتباعَ المسيح على عَيْش حياةٍ "تُزين" تعاليم المُخلِّص، جاعلةً إياها جذَّابة لغير المؤمنين (</w:t>
-      </w:r>
-      <w:r>
-        <w:rPr>
-          <w:rtl/>
-          <w:cs/>
-          <w:lang w:val="ar_AE" w:bidi="ar_AE"/>
-        </w:rPr>
-        <w:t>تيطس ٢: ١٠</w:t>
-      </w:r>
-      <w:r>
-        <w:rPr>
-          <w:rtl/>
-          <w:cs/>
-          <w:lang w:val="ar_AE" w:bidi="ar_AE"/>
-        </w:rPr>
-        <w:t>). إن الذين يَكرزون ببشارة المسيح يُوصفون بالجمال (</w:t>
-      </w:r>
-      <w:r>
-        <w:rPr>
-          <w:rtl/>
-          <w:cs/>
-          <w:lang w:val="ar_AE" w:bidi="ar_AE"/>
-        </w:rPr>
-        <w:t>رومية ١٠: ١٥</w:t>
-      </w:r>
-      <w:r>
-        <w:rPr>
-          <w:rtl/>
-          <w:cs/>
-          <w:lang w:val="ar_AE" w:bidi="ar_AE"/>
-        </w:rPr>
-        <w:t>). حذَّر الرسولان بولس وبطرس النساءَ من الرضا بالجمال الخارجي (</w:t>
-      </w:r>
-      <w:r>
-        <w:rPr>
-          <w:rtl/>
-          <w:cs/>
-          <w:lang w:val="ar_AE" w:bidi="ar_AE"/>
-        </w:rPr>
-        <w:t>١ تيموثاوس ٢: ٩، ١٠</w:t>
-      </w:r>
-      <w:r>
-        <w:rPr>
-          <w:rtl/>
-          <w:cs/>
-          <w:lang w:val="ar_AE" w:bidi="ar_AE"/>
-        </w:rPr>
-        <w:t>)، مُذكرًا إياهم بأن جمال الشخصيَّة هو زينة التقوى الحقيقيَّة (</w:t>
-      </w:r>
-      <w:r>
-        <w:rPr>
-          <w:rtl/>
-          <w:cs/>
-          <w:lang w:val="ar_AE" w:bidi="ar_AE"/>
-        </w:rPr>
-        <w:t>١ بطرس ٣: ٣–٥</w:t>
-      </w:r>
-      <w:r>
-        <w:rPr>
-          <w:rtl/>
-          <w:cs/>
-          <w:lang w:val="ar_AE" w:bidi="ar_AE"/>
-        </w:rPr>
-        <w:t xml:space="preserve">). يَتجلَّى جمالُ بيت المؤمن النهائي في السماء في وصف "أورشليم الجديدة" بأنها عروس وفي رمزيَّة الأحجار الكريمة الثمينة للعصور القديمة (انظر </w:t>
-      </w:r>
-      <w:r>
-        <w:rPr>
-          <w:rtl/>
-          <w:cs/>
-          <w:lang w:val="ar_AE" w:bidi="ar_AE"/>
-        </w:rPr>
-        <w:t>رؤيا ٢١–٢٢</w:t>
-      </w:r>
-      <w:r>
-        <w:rPr>
-          <w:rtl/>
-          <w:cs/>
-          <w:lang w:val="ar_AE" w:bidi="ar_AE"/>
-        </w:rPr>
-        <w:t>).</w:t>
+        <w:t>يَتحدَّث العهد القديم عن خليقة الله بصفتها جميلة (تكوين ٢: ٩؛ أيوب ٢٦: ١٣؛ مزمور ١٩: ١–٦؛ نشيد الأنشاد ٦: ١٠). تُعتبر أرض كنعان "أرضًا شهيَّةً" (إرميا ٣: ١٩). تُدعى أورشليم "جميلةً" (إشعياء ٥٢: ١؛ مراثي إرميا ٢: ١٥)، مثلما يُدعى أيضًا أحد أبواب هيكلها (أعمال الرسل ٣: ٢، ١٠). كان العبرانيون مُقدِّرين للعظمةَ البريَّة لسلسلة جبال لبنان (مزمور ١٠٤: ١٦؛ إشعياء ٦٠: ١٣). سُميت المدينة الكنعانية ترصة ("جمال")، عاصمة الملك بعشا في المملكة الشمالية (١ ملوك ١٥: ٣٣)، بهذا الاسم لموقعها الجذاب.</w:t>
+      </w:r>
+    </w:p>
+    <w:p>
+      <w:pPr>
+        <w:bidi/>
+      </w:pPr>
+      <w:r>
+        <w:rPr>
+          <w:rtl/>
+          <w:cs/>
+          <w:lang w:val="ar_AE" w:bidi="ar_AE"/>
+        </w:rPr>
+      </w:r>
+      <w:r>
+        <w:rPr>
+          <w:rtl/>
+          <w:cs/>
+          <w:lang w:val="ar_AE" w:bidi="ar_AE"/>
+        </w:rPr>
+        <w:t>على الرغم من أن العبرانيين لم يُعظِّموا الشكل البشري مثلما فعل اليونانيون القدماء، إلا أن العهد القديم عامل الجاذبيَّة الجسديَّة على أنها أمر مِثالي. يُوصف جمال العروس بشكل بليغ من قِبَل عريسها في كلمات أناشيد المحبة في نشيد الأنشاد ٤: ١–١٥؛ ٦: ٤. ربما كان هذا المَدح للعروس سمةً تقليدية في حفلات الزفاف الإسرائيليَّة. تُوصَف عدة نساء بارزات في العهد القديم بأنهن جميلات (تكوين ٢٩: ١٧؛ ٢ صموئيل ١١: ٢؛ أستير ٢: ٧). لكن الجمال الحِسِّي كان ثانويًا بعد المعرفة الحِرَفيَّة، والمهارة، والتقوى التقليدية في المرأة (أمثال ٣١: ١٠–٣١). كان عدد من الرجال معروفين أيضًا بجاذبيتهم الجسديَّة — على سبيل المثال، داود (١ صموئيل ١٦: ١٢) وأبشالوم (٢ صموئيل ١٤: ٢٥). كانت تُستخدَم مستحضرات التجميل، والمجوهرات، وغيرها من الإكسسوارات كأدوات مساعدة للجمال الأنثوي في زمن العهد القديم. فقد ذَكرَ النبي إشعياء مثل هذه الأمور (إشعياء ٣: ١٨–٢٤)، وذَكرَ حزقيال الممارسات التجميلية المُوجودة في أيامه (حزقيال ١٦: ١٠–١٣). كانت عبادة إسرائيل جميلة أيضًا، حيث ثياب رئيس الكهنة الطقسيَّة المُتقنة مُصممةً من أجل المجد والجمال (خروج ٢٨: ٢، ٤٠).</w:t>
+      </w:r>
+    </w:p>
+    <w:p>
+      <w:pPr>
+        <w:bidi/>
+      </w:pPr>
+      <w:r>
+        <w:rPr>
+          <w:rtl/>
+          <w:cs/>
+          <w:lang w:val="ar_AE" w:bidi="ar_AE"/>
+        </w:rPr>
+      </w:r>
+      <w:r>
+        <w:rPr>
+          <w:rtl/>
+          <w:cs/>
+          <w:lang w:val="ar_AE" w:bidi="ar_AE"/>
+        </w:rPr>
+        <w:t>يَنطبق أيضًا مفهوم الجمال على الله في العهد القديم. تُدعى نعمةُ الرب "جماله" (مزمور ٩٠: ١٧). سجل إشعياء وعد الله بأن يَمنح شعبه "جمالًا عوضًا عن الرماد (إشعياء ٦١: ٣). عبَّر كاتب المزمور عن رغبته في قضاء الوقت في الهيكل مُستمتعًا بجمال الرب، "كمالاته التي لا تضاهى" (مزمور ٢٧: ٤). وصف إشعياءُ اللهَ بأنه سيكون "إكليلَ جمالٍ" بالنسبة إلى البقيَّة المؤمنة من شعب إسرائيل (إشعياء ٢٨: ٥)، وتحدث عن المسيا باعتباره ملكًا له بهاء (٣٣: ١٧). وهكذا في العهد القديم، كان لمفهوم الجمال معنى أعمق من مُجرَّد الجاذبيَّة الجسديَّة. أصبحَ الجمالُ مفهومًا لاهوتيًا يؤكد على المجد الجوهري لله.</w:t>
+      </w:r>
+    </w:p>
+    <w:p>
+      <w:pPr>
+        <w:bidi/>
+      </w:pPr>
+      <w:r>
+        <w:rPr>
+          <w:rtl/>
+          <w:cs/>
+          <w:lang w:val="ar_AE" w:bidi="ar_AE"/>
+        </w:rPr>
+      </w:r>
+      <w:r>
+        <w:rPr>
+          <w:rtl/>
+          <w:cs/>
+          <w:lang w:val="ar_AE" w:bidi="ar_AE"/>
+        </w:rPr>
+        <w:t>يَحُثُّ العهدُ الجديد أتباعَ المسيح على عَيْش حياةٍ "تُزين" تعاليم المُخلِّص، جاعلةً إياها جذَّابة لغير المؤمنين (تيطس ٢: ١٠). إن الذين يَكرزون ببشارة المسيح يُوصفون بالجمال (رومية ١٠: ١٥). حذَّر الرسولان بولس وبطرس النساءَ من الرضا بالجمال الخارجي (١ تيموثاوس ٢: ٩، ١٠)، مُذكرًا إياهم بأن جمال الشخصيَّة هو زينة التقوى الحقيقيَّة (١ بطرس ٣: ٣–٥). يَتجلَّى جمالُ بيت المؤمن النهائي في السماء في وصف "أورشليم الجديدة" بأنها عروس وفي رمزيَّة الأحجار الكريمة الثمينة للعصور القديمة (انظر رؤيا ٢١–٢٢).</w:t>
       </w:r>
       <w:r>
         <w:rPr>

--- a/arb/docx/005.content.docx
+++ b/arb/docx/005.content.docx
@@ -29760,7 +29760,7 @@
           <w:cs/>
           <w:lang w:val="ar_AE" w:bidi="ar_AE"/>
         </w:rPr>
-        <w:t>يوحنَّا 20: 17</w:t>
+        <w:t>يوحنَّا 20: 27</w:t>
       </w:r>
       <w:r>
         <w:rPr>
